--- a/TFG_DavidMartin_LixinYin.docx
+++ b/TFG_DavidMartin_LixinYin.docx
@@ -6618,7 +6618,13 @@
         <w:rPr>
           <w:lang w:eastAsia="es-ES"/>
         </w:rPr>
-        <w:t>Cada tarea puede contener detalles como una descripción, un estado (pendiente, en proceso)</w:t>
+        <w:t xml:space="preserve">Cada tarea puede contener detalles como una descripción, </w:t>
+      </w:r>
+      <w:r>
+        <w:rPr>
+          <w:lang w:eastAsia="es-ES"/>
+        </w:rPr>
+        <w:t xml:space="preserve">subtareas y fecha de vencimiento. </w:t>
       </w:r>
     </w:p>
     <w:p>
@@ -6996,28 +7002,15 @@
         </w:rPr>
         <w:t xml:space="preserve">. Stanford University. </w:t>
       </w:r>
-      <w:r>
-        <w:fldChar w:fldCharType="begin"/>
-      </w:r>
-      <w:r>
-        <w:rPr>
-          <w:lang w:val="en-US"/>
-        </w:rPr>
-        <w:instrText>HYPERLINK "https://teachingresources.stanford.edu/resources/getting-things-done/" \t "_new"</w:instrText>
-      </w:r>
-      <w:r>
-        <w:fldChar w:fldCharType="separate"/>
-      </w:r>
-      <w:r>
-        <w:rPr>
-          <w:rStyle w:val="Hipervnculo"/>
-          <w:lang w:val="en-US"/>
-        </w:rPr>
-        <w:t>https://teachingresources.stanford.edu/resources/getting-things-done/</w:t>
-      </w:r>
-      <w:r>
-        <w:fldChar w:fldCharType="end"/>
-      </w:r>
+      <w:hyperlink r:id="rId16" w:tgtFrame="_new" w:history="1">
+        <w:r>
+          <w:rPr>
+            <w:rStyle w:val="Hipervnculo"/>
+            <w:lang w:val="en-US"/>
+          </w:rPr>
+          <w:t>https://teachingresources.stanford.edu/resources/getting-things-done/</w:t>
+        </w:r>
+      </w:hyperlink>
     </w:p>
     <w:p>
       <w:pPr>
@@ -7072,27 +7065,14 @@
         </w:rPr>
         <w:t xml:space="preserve">, 53(1), 95–118. </w:t>
       </w:r>
-      <w:r>
-        <w:fldChar w:fldCharType="begin"/>
-      </w:r>
-      <w:r>
-        <w:rPr>
-          <w:lang w:val="en-US"/>
-        </w:rPr>
-        <w:instrText>HYPERLINK "https://doi.org/10.1080/03036758.2022.2114507" \t "_new"</w:instrText>
-      </w:r>
-      <w:r>
-        <w:fldChar w:fldCharType="separate"/>
-      </w:r>
-      <w:r>
-        <w:rPr>
-          <w:rStyle w:val="Hipervnculo"/>
-        </w:rPr>
-        <w:t>https://doi.org/10.1080/03036758.2022.2114507</w:t>
-      </w:r>
-      <w:r>
-        <w:fldChar w:fldCharType="end"/>
-      </w:r>
+      <w:hyperlink r:id="rId17" w:tgtFrame="_new" w:history="1">
+        <w:r>
+          <w:rPr>
+            <w:rStyle w:val="Hipervnculo"/>
+          </w:rPr>
+          <w:t>https://doi.org/10.1080/03036758.2022.2114507</w:t>
+        </w:r>
+      </w:hyperlink>
     </w:p>
     <w:p>
       <w:pPr>
@@ -7133,28 +7113,15 @@
         </w:rPr>
         <w:t xml:space="preserve">. </w:t>
       </w:r>
-      <w:r>
-        <w:fldChar w:fldCharType="begin"/>
-      </w:r>
-      <w:r>
-        <w:rPr>
-          <w:lang w:val="en-US"/>
-        </w:rPr>
-        <w:instrText>HYPERLINK "https://trello.com/es"</w:instrText>
-      </w:r>
-      <w:r>
-        <w:fldChar w:fldCharType="separate"/>
-      </w:r>
-      <w:r>
-        <w:rPr>
-          <w:rStyle w:val="Hipervnculo"/>
-          <w:lang w:val="en-US"/>
-        </w:rPr>
-        <w:t>https://trello.com/es</w:t>
-      </w:r>
-      <w:r>
-        <w:fldChar w:fldCharType="end"/>
-      </w:r>
+      <w:hyperlink r:id="rId18" w:history="1">
+        <w:r>
+          <w:rPr>
+            <w:rStyle w:val="Hipervnculo"/>
+            <w:lang w:val="en-US"/>
+          </w:rPr>
+          <w:t>https://trello.com/es</w:t>
+        </w:r>
+      </w:hyperlink>
     </w:p>
     <w:p>
       <w:pPr>
@@ -7200,7 +7167,7 @@
       <w:r>
         <w:t xml:space="preserve"> </w:t>
       </w:r>
-      <w:hyperlink r:id="rId16" w:history="1">
+      <w:hyperlink r:id="rId19" w:history="1">
         <w:r>
           <w:rPr>
             <w:rStyle w:val="Hipervnculo"/>
@@ -7279,7 +7246,7 @@
                     <pic:cNvPicPr/>
                   </pic:nvPicPr>
                   <pic:blipFill>
-                    <a:blip r:embed="rId17"/>
+                    <a:blip r:embed="rId20"/>
                     <a:stretch>
                       <a:fillRect/>
                     </a:stretch>
@@ -7334,7 +7301,7 @@
                     <pic:cNvPicPr/>
                   </pic:nvPicPr>
                   <pic:blipFill>
-                    <a:blip r:embed="rId18"/>
+                    <a:blip r:embed="rId21"/>
                     <a:stretch>
                       <a:fillRect/>
                     </a:stretch>
@@ -7356,8 +7323,8 @@
       </w:r>
     </w:p>
     <w:sectPr>
-      <w:headerReference w:type="default" r:id="rId19"/>
-      <w:footerReference w:type="default" r:id="rId20"/>
+      <w:headerReference w:type="default" r:id="rId22"/>
+      <w:footerReference w:type="default" r:id="rId23"/>
       <w:pgSz w:w="11906" w:h="16838"/>
       <w:pgMar w:top="1417" w:right="1701" w:bottom="1417" w:left="1701" w:header="708" w:footer="708" w:gutter="0"/>
       <w:cols w:space="708"/>
@@ -10473,14 +10440,6 @@
 </file>
 
 <file path=customXml/item1.xml><?xml version="1.0" encoding="utf-8"?>
-<p:properties xmlns:p="http://schemas.microsoft.com/office/2006/metadata/properties" xmlns:xsi="http://www.w3.org/2001/XMLSchema-instance" xmlns:pc="http://schemas.microsoft.com/office/infopath/2007/PartnerControls">
-  <documentManagement>
-    <_activity xmlns="460b6b8a-1e1f-4a3a-974c-605e7ad65bb4" xsi:nil="true"/>
-  </documentManagement>
-</p:properties>
-</file>
-
-<file path=customXml/item2.xml><?xml version="1.0" encoding="utf-8"?>
 <?mso-contentType ?>
 <FormTemplates xmlns="http://schemas.microsoft.com/sharepoint/v3/contenttype/forms">
   <Display>DocumentLibraryForm</Display>
@@ -10489,11 +10448,15 @@
 </FormTemplates>
 </file>
 
-<file path=customXml/item3.xml><?xml version="1.0" encoding="utf-8"?>
-<b:Sources xmlns:b="http://schemas.openxmlformats.org/officeDocument/2006/bibliography" xmlns="http://schemas.openxmlformats.org/officeDocument/2006/bibliography" SelectedStyle="\APASixthEditionOfficeOnline.xsl" StyleName="APA" Version="6"/>
+<file path=customXml/item2.xml><?xml version="1.0" encoding="utf-8"?>
+<p:properties xmlns:p="http://schemas.microsoft.com/office/2006/metadata/properties" xmlns:xsi="http://www.w3.org/2001/XMLSchema-instance" xmlns:pc="http://schemas.microsoft.com/office/infopath/2007/PartnerControls">
+  <documentManagement>
+    <_activity xmlns="460b6b8a-1e1f-4a3a-974c-605e7ad65bb4" xsi:nil="true"/>
+  </documentManagement>
+</p:properties>
 </file>
 
-<file path=customXml/item4.xml><?xml version="1.0" encoding="utf-8"?>
+<file path=customXml/item3.xml><?xml version="1.0" encoding="utf-8"?>
 <ct:contentTypeSchema xmlns:ct="http://schemas.microsoft.com/office/2006/metadata/contentType" xmlns:ma="http://schemas.microsoft.com/office/2006/metadata/properties/metaAttributes" ct:_="" ma:_="" ma:contentTypeName="Documento" ma:contentTypeID="0x010100E02584A60AD8E84F87A1ADDE2DFDC3AC" ma:contentTypeVersion="15" ma:contentTypeDescription="Crear nuevo documento." ma:contentTypeScope="" ma:versionID="f4e5b93accf14e2bd6fcba5816cca9b9">
   <xsd:schema xmlns:xsd="http://www.w3.org/2001/XMLSchema" xmlns:xs="http://www.w3.org/2001/XMLSchema" xmlns:p="http://schemas.microsoft.com/office/2006/metadata/properties" xmlns:ns3="460b6b8a-1e1f-4a3a-974c-605e7ad65bb4" xmlns:ns4="ced86222-ce1c-4225-9b42-71c08ee32e98" targetNamespace="http://schemas.microsoft.com/office/2006/metadata/properties" ma:root="true" ma:fieldsID="a9b55046dbb411cbe17c9a08874be64a" ns3:_="" ns4:_="">
     <xsd:import namespace="460b6b8a-1e1f-4a3a-974c-605e7ad65bb4"/>
@@ -10726,24 +10689,11 @@
 </ct:contentTypeSchema>
 </file>
 
-<file path=customXml/itemProps1.xml><?xml version="1.0" encoding="utf-8"?>
-<ds:datastoreItem xmlns:ds="http://schemas.openxmlformats.org/officeDocument/2006/customXml" ds:itemID="{694BB300-B204-4C0F-A222-B7E0E07DF221}">
-  <ds:schemaRefs>
-    <ds:schemaRef ds:uri="http://purl.org/dc/dcmitype/"/>
-    <ds:schemaRef ds:uri="http://schemas.microsoft.com/office/2006/documentManagement/types"/>
-    <ds:schemaRef ds:uri="http://purl.org/dc/terms/"/>
-    <ds:schemaRef ds:uri="460b6b8a-1e1f-4a3a-974c-605e7ad65bb4"/>
-    <ds:schemaRef ds:uri="http://schemas.microsoft.com/office/infopath/2007/PartnerControls"/>
-    <ds:schemaRef ds:uri="http://schemas.openxmlformats.org/package/2006/metadata/core-properties"/>
-    <ds:schemaRef ds:uri="http://purl.org/dc/elements/1.1/"/>
-    <ds:schemaRef ds:uri="ced86222-ce1c-4225-9b42-71c08ee32e98"/>
-    <ds:schemaRef ds:uri="http://schemas.microsoft.com/office/2006/metadata/properties"/>
-    <ds:schemaRef ds:uri="http://www.w3.org/XML/1998/namespace"/>
-  </ds:schemaRefs>
-</ds:datastoreItem>
+<file path=customXml/item4.xml><?xml version="1.0" encoding="utf-8"?>
+<b:Sources xmlns:b="http://schemas.openxmlformats.org/officeDocument/2006/bibliography" xmlns="http://schemas.openxmlformats.org/officeDocument/2006/bibliography" SelectedStyle="\APASixthEditionOfficeOnline.xsl" StyleName="APA" Version="6"/>
 </file>
 
-<file path=customXml/itemProps2.xml><?xml version="1.0" encoding="utf-8"?>
+<file path=customXml/itemProps1.xml><?xml version="1.0" encoding="utf-8"?>
 <ds:datastoreItem xmlns:ds="http://schemas.openxmlformats.org/officeDocument/2006/customXml" ds:itemID="{732F0273-F763-4A40-86EA-43C3DC334FE6}">
   <ds:schemaRefs>
     <ds:schemaRef ds:uri="http://schemas.microsoft.com/sharepoint/v3/contenttype/forms"/>
@@ -10751,15 +10701,17 @@
 </ds:datastoreItem>
 </file>
 
-<file path=customXml/itemProps3.xml><?xml version="1.0" encoding="utf-8"?>
-<ds:datastoreItem xmlns:ds="http://schemas.openxmlformats.org/officeDocument/2006/customXml" ds:itemID="{993C55C2-E5A8-458E-81B8-DE15F0BB8643}">
+<file path=customXml/itemProps2.xml><?xml version="1.0" encoding="utf-8"?>
+<ds:datastoreItem xmlns:ds="http://schemas.openxmlformats.org/officeDocument/2006/customXml" ds:itemID="{694BB300-B204-4C0F-A222-B7E0E07DF221}">
   <ds:schemaRefs>
-    <ds:schemaRef ds:uri="http://schemas.openxmlformats.org/officeDocument/2006/bibliography"/>
+    <ds:schemaRef ds:uri="http://schemas.microsoft.com/office/2006/metadata/properties"/>
+    <ds:schemaRef ds:uri="http://schemas.microsoft.com/office/infopath/2007/PartnerControls"/>
+    <ds:schemaRef ds:uri="460b6b8a-1e1f-4a3a-974c-605e7ad65bb4"/>
   </ds:schemaRefs>
 </ds:datastoreItem>
 </file>
 
-<file path=customXml/itemProps4.xml><?xml version="1.0" encoding="utf-8"?>
+<file path=customXml/itemProps3.xml><?xml version="1.0" encoding="utf-8"?>
 <ds:datastoreItem xmlns:ds="http://schemas.openxmlformats.org/officeDocument/2006/customXml" ds:itemID="{AF8BAB12-7161-48FD-AF1B-BACF21D08480}">
   <ds:schemaRefs>
     <ds:schemaRef ds:uri="http://schemas.microsoft.com/office/2006/metadata/contentType"/>
@@ -10776,4 +10728,12 @@
     <ds:schemaRef ds:uri="http://schemas.microsoft.com/internal/obd"/>
   </ds:schemaRefs>
 </ds:datastoreItem>
+</file>
+
+<file path=customXml/itemProps4.xml><?xml version="1.0" encoding="utf-8"?>
+<ds:datastoreItem xmlns:ds="http://schemas.openxmlformats.org/officeDocument/2006/customXml" ds:itemID="{993C55C2-E5A8-458E-81B8-DE15F0BB8643}">
+  <ds:schemaRefs>
+    <ds:schemaRef ds:uri="http://schemas.openxmlformats.org/officeDocument/2006/bibliography"/>
+  </ds:schemaRefs>
+</ds:datastoreItem>
 </file>